--- a/pr-preview/pr-15/chapters/big-data.docx
+++ b/pr-preview/pr-15/chapters/big-data.docx
@@ -15,7 +15,7 @@
         <w:pStyle w:val="Date"/>
       </w:pPr>
       <w:r>
-        <w:t xml:space="preserve">Last modified: 2026-10-11 23:36:09 (PDT)</w:t>
+        <w:t xml:space="preserve">Last modified: 2026-10-12 01:03:54 (PDT)</w:t>
       </w:r>
     </w:p>
     <w:bookmarkStart w:id="10" w:name="the-data.table-package"/>

--- a/pr-preview/pr-15/chapters/big-data.docx
+++ b/pr-preview/pr-15/chapters/big-data.docx
@@ -15,10 +15,10 @@
         <w:pStyle w:val="Date"/>
       </w:pPr>
       <w:r>
-        <w:t xml:space="preserve">Last modified: 2026-10-12 01:03:54 (PDT)</w:t>
+        <w:t xml:space="preserve">Last modified: 2026-10-12 01:10:28 (PDT)</w:t>
       </w:r>
     </w:p>
-    <w:bookmarkStart w:id="10" w:name="the-data.table-package"/>
+    <w:bookmarkStart w:id="10" w:name="sec-the-data-table-package"/>
     <w:p>
       <w:pPr>
         <w:pStyle w:val="Heading2"/>
@@ -379,7 +379,7 @@
       </w:r>
     </w:p>
     <w:bookmarkEnd w:id="10"/>
-    <w:bookmarkStart w:id="11" w:name="using-downsampled-data"/>
+    <w:bookmarkStart w:id="11" w:name="sec-using-downsampled-data"/>
     <w:p>
       <w:pPr>
         <w:pStyle w:val="Heading2"/>
@@ -409,7 +409,7 @@
       </w:r>
     </w:p>
     <w:bookmarkEnd w:id="11"/>
-    <w:bookmarkStart w:id="12" w:name="optimal-rstudio-set-up"/>
+    <w:bookmarkStart w:id="12" w:name="sec-optimal-rstudio-set-up"/>
     <w:p>
       <w:pPr>
         <w:pStyle w:val="Heading2"/>
